--- a/templates/本人谈话笔录（预备收尾案件）.docx
+++ b/templates/本人谈话笔录（预备收尾案件）.docx
@@ -88,7 +88,7 @@
           <w:szCs w:val="30"/>
           <w:u w:val="single"/>
         </w:rPr>
-        <w:t>{</w:t>
+        <w:t>{{</w:t>
       </w:r>
       <w:r>
         <w:rPr>
@@ -106,16 +106,43 @@
           <w:szCs w:val="30"/>
           <w:u w:val="single"/>
         </w:rPr>
-        <w:t>}</w:t>
-      </w:r>
-      <w:r>
-        <w:rPr>
-          <w:rFonts w:hAnsi="宋体" w:cs="宋体" w:hint="eastAsia"/>
-          <w:sz w:val="30"/>
-          <w:szCs w:val="30"/>
-          <w:u w:val="single"/>
-        </w:rPr>
-        <w:t xml:space="preserve">{当前时间} </w:t>
+        <w:t>}}</w:t>
+      </w:r>
+      <w:r>
+        <w:rPr>
+          <w:rFonts w:hAnsi="宋体" w:cs="宋体" w:hint="eastAsia"/>
+          <w:sz w:val="30"/>
+          <w:szCs w:val="30"/>
+          <w:u w:val="single"/>
+        </w:rPr>
+        <w:t>{{</w:t>
+      </w:r>
+      <w:r>
+        <w:rPr>
+          <w:rFonts w:hAnsi="宋体" w:cs="宋体" w:hint="eastAsia"/>
+          <w:sz w:val="30"/>
+          <w:szCs w:val="30"/>
+          <w:u w:val="single"/>
+        </w:rPr>
+        <w:t>当前时间</w:t>
+      </w:r>
+      <w:r>
+        <w:rPr>
+          <w:rFonts w:hAnsi="宋体" w:cs="宋体" w:hint="eastAsia"/>
+          <w:sz w:val="30"/>
+          <w:szCs w:val="30"/>
+          <w:u w:val="single"/>
+        </w:rPr>
+        <w:t>}}</w:t>
+      </w:r>
+      <w:r>
+        <w:rPr>
+          <w:rFonts w:hAnsi="宋体" w:cs="宋体" w:hint="eastAsia"/>
+          <w:sz w:val="30"/>
+          <w:szCs w:val="30"/>
+          <w:u w:val="single"/>
+        </w:rPr>
+        <w:t xml:space="preserve"> </w:t>
       </w:r>
     </w:p>
     <w:p>
@@ -191,7 +218,25 @@
           <w:szCs w:val="30"/>
           <w:u w:val="single"/>
         </w:rPr>
-        <w:t>{本人姓名}</w:t>
+        <w:t>{{</w:t>
+      </w:r>
+      <w:r>
+        <w:rPr>
+          <w:rFonts w:hAnsi="宋体" w:cs="宋体" w:hint="eastAsia"/>
+          <w:sz w:val="30"/>
+          <w:szCs w:val="30"/>
+          <w:u w:val="single"/>
+        </w:rPr>
+        <w:t>本人姓名</w:t>
+      </w:r>
+      <w:r>
+        <w:rPr>
+          <w:rFonts w:hAnsi="宋体" w:cs="宋体" w:hint="eastAsia"/>
+          <w:sz w:val="30"/>
+          <w:szCs w:val="30"/>
+          <w:u w:val="single"/>
+        </w:rPr>
+        <w:t>}}</w:t>
       </w:r>
       <w:r>
         <w:rPr>
@@ -219,7 +264,43 @@
           <w:szCs w:val="30"/>
           <w:u w:val="single"/>
         </w:rPr>
-        <w:t xml:space="preserve"> {本人性别} </w:t>
+        <w:t xml:space="preserve"> </w:t>
+      </w:r>
+      <w:r>
+        <w:rPr>
+          <w:rFonts w:hAnsi="宋体" w:cs="宋体" w:hint="eastAsia"/>
+          <w:sz w:val="30"/>
+          <w:szCs w:val="30"/>
+          <w:u w:val="single"/>
+        </w:rPr>
+        <w:t>{{</w:t>
+      </w:r>
+      <w:r>
+        <w:rPr>
+          <w:rFonts w:hAnsi="宋体" w:cs="宋体" w:hint="eastAsia"/>
+          <w:sz w:val="30"/>
+          <w:szCs w:val="30"/>
+          <w:u w:val="single"/>
+        </w:rPr>
+        <w:t>本人性别</w:t>
+      </w:r>
+      <w:r>
+        <w:rPr>
+          <w:rFonts w:hAnsi="宋体" w:cs="宋体" w:hint="eastAsia"/>
+          <w:sz w:val="30"/>
+          <w:szCs w:val="30"/>
+          <w:u w:val="single"/>
+        </w:rPr>
+        <w:t>}}</w:t>
+      </w:r>
+      <w:r>
+        <w:rPr>
+          <w:rFonts w:hAnsi="宋体" w:cs="宋体" w:hint="eastAsia"/>
+          <w:sz w:val="30"/>
+          <w:szCs w:val="30"/>
+          <w:u w:val="single"/>
+        </w:rPr>
+        <w:t xml:space="preserve"> </w:t>
       </w:r>
       <w:r>
         <w:rPr>
@@ -236,7 +317,43 @@
           <w:szCs w:val="30"/>
           <w:u w:val="single"/>
         </w:rPr>
-        <w:t xml:space="preserve"> {本人年龄} </w:t>
+        <w:t xml:space="preserve"> </w:t>
+      </w:r>
+      <w:r>
+        <w:rPr>
+          <w:rFonts w:hAnsi="宋体" w:cs="宋体" w:hint="eastAsia"/>
+          <w:sz w:val="30"/>
+          <w:szCs w:val="30"/>
+          <w:u w:val="single"/>
+        </w:rPr>
+        <w:t>{{</w:t>
+      </w:r>
+      <w:r>
+        <w:rPr>
+          <w:rFonts w:hAnsi="宋体" w:cs="宋体" w:hint="eastAsia"/>
+          <w:sz w:val="30"/>
+          <w:szCs w:val="30"/>
+          <w:u w:val="single"/>
+        </w:rPr>
+        <w:t>本人年龄</w:t>
+      </w:r>
+      <w:r>
+        <w:rPr>
+          <w:rFonts w:hAnsi="宋体" w:cs="宋体" w:hint="eastAsia"/>
+          <w:sz w:val="30"/>
+          <w:szCs w:val="30"/>
+          <w:u w:val="single"/>
+        </w:rPr>
+        <w:t>}}</w:t>
+      </w:r>
+      <w:r>
+        <w:rPr>
+          <w:rFonts w:hAnsi="宋体" w:cs="宋体" w:hint="eastAsia"/>
+          <w:sz w:val="30"/>
+          <w:szCs w:val="30"/>
+          <w:u w:val="single"/>
+        </w:rPr>
+        <w:t xml:space="preserve"> </w:t>
       </w:r>
     </w:p>
     <w:p>
@@ -282,17 +399,44 @@
           <w:szCs w:val="30"/>
           <w:u w:val="single"/>
         </w:rPr>
-        <w:t xml:space="preserve"> {本人身份证}</w:t>
-      </w:r>
-      <w:r>
-        <w:rPr>
-          <w:rFonts w:hAnsi="宋体" w:cs="宋体"/>
-          <w:sz w:val="30"/>
-          <w:szCs w:val="30"/>
-          <w:u w:val="single"/>
-        </w:rPr>
         <w:t xml:space="preserve"> </w:t>
       </w:r>
+      <w:r>
+        <w:rPr>
+          <w:rFonts w:hAnsi="宋体" w:cs="宋体" w:hint="eastAsia"/>
+          <w:sz w:val="30"/>
+          <w:szCs w:val="30"/>
+          <w:u w:val="single"/>
+        </w:rPr>
+        <w:t>{{</w:t>
+      </w:r>
+      <w:r>
+        <w:rPr>
+          <w:rFonts w:hAnsi="宋体" w:cs="宋体" w:hint="eastAsia"/>
+          <w:sz w:val="30"/>
+          <w:szCs w:val="30"/>
+          <w:u w:val="single"/>
+        </w:rPr>
+        <w:t>本人身份证</w:t>
+      </w:r>
+      <w:r>
+        <w:rPr>
+          <w:rFonts w:hAnsi="宋体" w:cs="宋体" w:hint="eastAsia"/>
+          <w:sz w:val="30"/>
+          <w:szCs w:val="30"/>
+          <w:u w:val="single"/>
+        </w:rPr>
+        <w:t>}}</w:t>
+      </w:r>
+      <w:r>
+        <w:rPr>
+          <w:rFonts w:hAnsi="宋体" w:cs="宋体"/>
+          <w:sz w:val="30"/>
+          <w:szCs w:val="30"/>
+          <w:u w:val="single"/>
+        </w:rPr>
+        <w:t xml:space="preserve"> </w:t>
+      </w:r>
     </w:p>
     <w:p>
       <w:pPr>
@@ -319,7 +463,25 @@
           <w:szCs w:val="30"/>
           <w:u w:val="single"/>
         </w:rPr>
-        <w:t>{本人身份证地址}</w:t>
+        <w:t>{{</w:t>
+      </w:r>
+      <w:r>
+        <w:rPr>
+          <w:rFonts w:hAnsi="宋体" w:cs="宋体" w:hint="eastAsia"/>
+          <w:sz w:val="30"/>
+          <w:szCs w:val="30"/>
+          <w:u w:val="single"/>
+        </w:rPr>
+        <w:t>本人身份证地址</w:t>
+      </w:r>
+      <w:r>
+        <w:rPr>
+          <w:rFonts w:hAnsi="宋体" w:cs="宋体" w:hint="eastAsia"/>
+          <w:sz w:val="30"/>
+          <w:szCs w:val="30"/>
+          <w:u w:val="single"/>
+        </w:rPr>
+        <w:t>}}</w:t>
       </w:r>
       <w:r>
         <w:rPr>
@@ -364,7 +526,23 @@
           <w:szCs w:val="30"/>
           <w:u w:val="single"/>
         </w:rPr>
-        <w:t>{用人单位}</w:t>
+        <w:t>{{</w:t>
+      </w:r>
+      <w:r>
+        <w:rPr>
+          <w:sz w:val="30"/>
+          <w:szCs w:val="30"/>
+          <w:u w:val="single"/>
+        </w:rPr>
+        <w:t>用人单位</w:t>
+      </w:r>
+      <w:r>
+        <w:rPr>
+          <w:sz w:val="30"/>
+          <w:szCs w:val="30"/>
+          <w:u w:val="single"/>
+        </w:rPr>
+        <w:t>}}</w:t>
       </w:r>
       <w:r>
         <w:rPr>
@@ -399,7 +577,43 @@
           <w:szCs w:val="30"/>
           <w:u w:val="single"/>
         </w:rPr>
-        <w:t xml:space="preserve">  {本人岗位}  </w:t>
+        <w:t xml:space="preserve">  </w:t>
+      </w:r>
+      <w:r>
+        <w:rPr>
+          <w:rFonts w:hAnsi="宋体" w:cs="宋体" w:hint="eastAsia"/>
+          <w:sz w:val="30"/>
+          <w:szCs w:val="30"/>
+          <w:u w:val="single"/>
+        </w:rPr>
+        <w:t>{{</w:t>
+      </w:r>
+      <w:r>
+        <w:rPr>
+          <w:rFonts w:hAnsi="宋体" w:cs="宋体" w:hint="eastAsia"/>
+          <w:sz w:val="30"/>
+          <w:szCs w:val="30"/>
+          <w:u w:val="single"/>
+        </w:rPr>
+        <w:t>本人岗位</w:t>
+      </w:r>
+      <w:r>
+        <w:rPr>
+          <w:rFonts w:hAnsi="宋体" w:cs="宋体" w:hint="eastAsia"/>
+          <w:sz w:val="30"/>
+          <w:szCs w:val="30"/>
+          <w:u w:val="single"/>
+        </w:rPr>
+        <w:t>}}</w:t>
+      </w:r>
+      <w:r>
+        <w:rPr>
+          <w:rFonts w:hAnsi="宋体" w:cs="宋体" w:hint="eastAsia"/>
+          <w:sz w:val="30"/>
+          <w:szCs w:val="30"/>
+          <w:u w:val="single"/>
+        </w:rPr>
+        <w:t xml:space="preserve">  </w:t>
       </w:r>
     </w:p>
     <w:p>
@@ -428,7 +642,43 @@
           <w:szCs w:val="30"/>
           <w:u w:val="single"/>
         </w:rPr>
-        <w:t xml:space="preserve">   {本人电话}   </w:t>
+        <w:t xml:space="preserve">   </w:t>
+      </w:r>
+      <w:r>
+        <w:rPr>
+          <w:rFonts w:hAnsi="宋体" w:cs="宋体" w:hint="eastAsia"/>
+          <w:sz w:val="30"/>
+          <w:szCs w:val="30"/>
+          <w:u w:val="single"/>
+        </w:rPr>
+        <w:t>{{</w:t>
+      </w:r>
+      <w:r>
+        <w:rPr>
+          <w:rFonts w:hAnsi="宋体" w:cs="宋体" w:hint="eastAsia"/>
+          <w:sz w:val="30"/>
+          <w:szCs w:val="30"/>
+          <w:u w:val="single"/>
+        </w:rPr>
+        <w:t>本人电话</w:t>
+      </w:r>
+      <w:r>
+        <w:rPr>
+          <w:rFonts w:hAnsi="宋体" w:cs="宋体" w:hint="eastAsia"/>
+          <w:sz w:val="30"/>
+          <w:szCs w:val="30"/>
+          <w:u w:val="single"/>
+        </w:rPr>
+        <w:t>}}</w:t>
+      </w:r>
+      <w:r>
+        <w:rPr>
+          <w:rFonts w:hAnsi="宋体" w:cs="宋体" w:hint="eastAsia"/>
+          <w:sz w:val="30"/>
+          <w:szCs w:val="30"/>
+          <w:u w:val="single"/>
+        </w:rPr>
+        <w:t xml:space="preserve">   </w:t>
       </w:r>
       <w:r>
         <w:rPr>
@@ -453,7 +703,7 @@
         <w:pStyle w:val="a3"/>
         <w:spacing w:line="460" w:lineRule="exact"/>
         <w:rPr>
-          <w:rFonts w:hAnsi="宋体" w:cs="宋体" w:hint="eastAsia"/>
+          <w:rFonts w:hAnsi="宋体" w:cs="宋体"/>
           <w:sz w:val="30"/>
           <w:szCs w:val="30"/>
           <w:u w:val="single"/>
@@ -491,7 +741,34 @@
           <w:szCs w:val="30"/>
           <w:u w:val="single"/>
         </w:rPr>
-        <w:t xml:space="preserve">   {操作员}</w:t>
+        <w:t xml:space="preserve">   </w:t>
+      </w:r>
+      <w:r>
+        <w:rPr>
+          <w:rFonts w:hAnsi="宋体" w:cs="宋体" w:hint="eastAsia"/>
+          <w:sz w:val="30"/>
+          <w:szCs w:val="30"/>
+          <w:u w:val="single"/>
+        </w:rPr>
+        <w:t>{{</w:t>
+      </w:r>
+      <w:r>
+        <w:rPr>
+          <w:rFonts w:hAnsi="宋体" w:cs="宋体" w:hint="eastAsia"/>
+          <w:sz w:val="30"/>
+          <w:szCs w:val="30"/>
+          <w:u w:val="single"/>
+        </w:rPr>
+        <w:t>操作员</w:t>
+      </w:r>
+      <w:r>
+        <w:rPr>
+          <w:rFonts w:hAnsi="宋体" w:cs="宋体" w:hint="eastAsia"/>
+          <w:sz w:val="30"/>
+          <w:szCs w:val="30"/>
+          <w:u w:val="single"/>
+        </w:rPr>
+        <w:t>}}</w:t>
       </w:r>
       <w:bookmarkStart w:id="0" w:name="_GoBack"/>
       <w:bookmarkEnd w:id="0"/>
@@ -635,7 +912,34 @@
           <w:szCs w:val="30"/>
           <w:u w:val="single"/>
         </w:rPr>
-        <w:t>答：{自我介绍}</w:t>
+        <w:t>答：</w:t>
+      </w:r>
+      <w:r>
+        <w:rPr>
+          <w:rFonts w:hAnsi="宋体" w:cs="宋体" w:hint="eastAsia"/>
+          <w:sz w:val="30"/>
+          <w:szCs w:val="30"/>
+          <w:u w:val="single"/>
+        </w:rPr>
+        <w:t>{{</w:t>
+      </w:r>
+      <w:r>
+        <w:rPr>
+          <w:rFonts w:hAnsi="宋体" w:cs="宋体" w:hint="eastAsia"/>
+          <w:sz w:val="30"/>
+          <w:szCs w:val="30"/>
+          <w:u w:val="single"/>
+        </w:rPr>
+        <w:t>自我介绍</w:t>
+      </w:r>
+      <w:r>
+        <w:rPr>
+          <w:rFonts w:hAnsi="宋体" w:cs="宋体" w:hint="eastAsia"/>
+          <w:sz w:val="30"/>
+          <w:szCs w:val="30"/>
+          <w:u w:val="single"/>
+        </w:rPr>
+        <w:t>}}</w:t>
       </w:r>
     </w:p>
     <w:p>
@@ -664,7 +968,23 @@
           <w:szCs w:val="30"/>
           <w:u w:val="single"/>
         </w:rPr>
-        <w:t>{用人单位}</w:t>
+        <w:t>{{</w:t>
+      </w:r>
+      <w:r>
+        <w:rPr>
+          <w:sz w:val="30"/>
+          <w:szCs w:val="30"/>
+          <w:u w:val="single"/>
+        </w:rPr>
+        <w:t>用人单位</w:t>
+      </w:r>
+      <w:r>
+        <w:rPr>
+          <w:sz w:val="30"/>
+          <w:szCs w:val="30"/>
+          <w:u w:val="single"/>
+        </w:rPr>
+        <w:t>}}</w:t>
       </w:r>
       <w:r>
         <w:rPr>
